--- a/爱你没差.docx
+++ b/爱你没差.docx
@@ -1006,7 +1006,7 @@
           <w:szCs w:val="36"/>
           <w:lang w:val="en-US" w:eastAsia="zh-CN"/>
         </w:rPr>
-        <w:t>跨越爱的时差</w:t>
+        <w:t>跨越爱的时差打哈哈哈哈哈</w:t>
       </w:r>
       <w:bookmarkStart w:id="0" w:name="_GoBack"/>
       <w:bookmarkEnd w:id="0"/>

--- a/爱你没差.docx
+++ b/爱你没差.docx
@@ -1006,7 +1006,7 @@
           <w:szCs w:val="36"/>
           <w:lang w:val="en-US" w:eastAsia="zh-CN"/>
         </w:rPr>
-        <w:t>跨越爱的时差打哈哈哈哈哈</w:t>
+        <w:t>跨越爱的时差</w:t>
       </w:r>
       <w:bookmarkStart w:id="0" w:name="_GoBack"/>
       <w:bookmarkEnd w:id="0"/>
